--- a/Báo Cáo Đồ Án 2 (HỆ THỐNG WEB DỰ BÁO GIÁ CỔ PHIẾU VN30 BẰNG TRÍ TUỆ NHÂN TẠO (LSTM)).docx
+++ b/Báo Cáo Đồ Án 2 (HỆ THỐNG WEB DỰ BÁO GIÁ CỔ PHIẾU VN30 BẰNG TRÍ TUỆ NHÂN TẠO (LSTM)).docx
@@ -2087,12 +2087,13 @@
     <w:sdt>
       <w:sdtPr>
         <w:rPr>
-          <w:rFonts w:ascii="Times New Roman" w:hAnsi="Times New Roman" w:cs="Times New Roman"/>
+          <w:rFonts w:ascii="Times New Roman" w:eastAsiaTheme="minorEastAsia" w:hAnsi="Times New Roman" w:cs="Times New Roman"/>
           <w:b/>
           <w:bCs/>
           <w:color w:val="auto"/>
           <w:sz w:val="28"/>
           <w:szCs w:val="28"/>
+          <w:lang w:val="en-US" w:eastAsia="zh-CN"/>
         </w:rPr>
         <w:id w:val="-961723381"/>
         <w:docPartObj>
@@ -2102,10 +2103,9 @@
       </w:sdtPr>
       <w:sdtEndPr>
         <w:rPr>
-          <w:rFonts w:eastAsiaTheme="minorEastAsia" w:cstheme="minorBidi"/>
+          <w:rFonts w:cstheme="minorBidi"/>
           <w:sz w:val="26"/>
           <w:szCs w:val="20"/>
-          <w:lang w:val="en-US" w:eastAsia="zh-CN"/>
         </w:rPr>
       </w:sdtEndPr>
       <w:sdtContent>
@@ -2827,7 +2827,7 @@
                 <w:sz w:val="26"/>
                 <w:szCs w:val="26"/>
               </w:rPr>
-              <w:t>2</w:t>
+              <w:t>3</w:t>
             </w:r>
             <w:r>
               <w:rPr>
@@ -2923,7 +2923,7 @@
                 <w:sz w:val="26"/>
                 <w:szCs w:val="26"/>
               </w:rPr>
-              <w:t>2</w:t>
+              <w:t>3</w:t>
             </w:r>
             <w:r>
               <w:rPr>
@@ -8179,7 +8179,7 @@
             <w:noProof/>
             <w:webHidden/>
           </w:rPr>
-          <w:t>23</w:t>
+          <w:t>12</w:t>
         </w:r>
         <w:r>
           <w:rPr>
@@ -8252,7 +8252,7 @@
             <w:noProof/>
             <w:webHidden/>
           </w:rPr>
-          <w:t>24</w:t>
+          <w:t>13</w:t>
         </w:r>
         <w:r>
           <w:rPr>
@@ -8325,7 +8325,7 @@
             <w:noProof/>
             <w:webHidden/>
           </w:rPr>
-          <w:t>25</w:t>
+          <w:t>14</w:t>
         </w:r>
         <w:r>
           <w:rPr>
@@ -8399,7 +8399,7 @@
             <w:noProof/>
             <w:webHidden/>
           </w:rPr>
-          <w:t>26</w:t>
+          <w:t>15</w:t>
         </w:r>
         <w:r>
           <w:rPr>
@@ -8473,7 +8473,7 @@
             <w:noProof/>
             <w:webHidden/>
           </w:rPr>
-          <w:t>27</w:t>
+          <w:t>16</w:t>
         </w:r>
         <w:r>
           <w:rPr>
@@ -8544,7 +8544,7 @@
             <w:noProof/>
             <w:webHidden/>
           </w:rPr>
-          <w:t>28</w:t>
+          <w:t>17</w:t>
         </w:r>
         <w:r>
           <w:rPr>
@@ -8618,7 +8618,7 @@
             <w:noProof/>
             <w:webHidden/>
           </w:rPr>
-          <w:t>33</w:t>
+          <w:t>22</w:t>
         </w:r>
         <w:r>
           <w:rPr>
@@ -8692,7 +8692,7 @@
             <w:noProof/>
             <w:webHidden/>
           </w:rPr>
-          <w:t>36</w:t>
+          <w:t>25</w:t>
         </w:r>
         <w:r>
           <w:rPr>
@@ -8766,7 +8766,7 @@
             <w:noProof/>
             <w:webHidden/>
           </w:rPr>
-          <w:t>37</w:t>
+          <w:t>26</w:t>
         </w:r>
         <w:r>
           <w:rPr>
@@ -8840,7 +8840,7 @@
             <w:noProof/>
             <w:webHidden/>
           </w:rPr>
-          <w:t>43</w:t>
+          <w:t>32</w:t>
         </w:r>
         <w:r>
           <w:rPr>
@@ -9120,7 +9120,7 @@
             <w:noProof/>
             <w:webHidden/>
           </w:rPr>
-          <w:t>16</w:t>
+          <w:t>5</w:t>
         </w:r>
         <w:r>
           <w:rPr>
@@ -9201,7 +9201,7 @@
             <w:noProof/>
             <w:webHidden/>
           </w:rPr>
-          <w:t>18</w:t>
+          <w:t>7</w:t>
         </w:r>
         <w:r>
           <w:rPr>
@@ -9287,7 +9287,7 @@
             <w:webHidden/>
             <w:lang w:val="vi-VN"/>
           </w:rPr>
-          <w:t>29</w:t>
+          <w:t>18</w:t>
         </w:r>
         <w:r>
           <w:rPr>
@@ -9366,7 +9366,7 @@
             <w:webHidden/>
             <w:lang w:val="vi-VN"/>
           </w:rPr>
-          <w:t>30</w:t>
+          <w:t>19</w:t>
         </w:r>
         <w:r>
           <w:rPr>
@@ -9445,7 +9445,7 @@
             <w:webHidden/>
             <w:lang w:val="vi-VN"/>
           </w:rPr>
-          <w:t>31</w:t>
+          <w:t>20</w:t>
         </w:r>
         <w:r>
           <w:rPr>
@@ -9520,7 +9520,7 @@
             <w:noProof/>
             <w:webHidden/>
           </w:rPr>
-          <w:t>35</w:t>
+          <w:t>24</w:t>
         </w:r>
         <w:r>
           <w:rPr>
@@ -9599,7 +9599,7 @@
             <w:webHidden/>
             <w:lang w:val="vi-VN"/>
           </w:rPr>
-          <w:t>38</w:t>
+          <w:t>27</w:t>
         </w:r>
         <w:r>
           <w:rPr>
@@ -9678,7 +9678,7 @@
             <w:webHidden/>
             <w:lang w:val="vi-VN"/>
           </w:rPr>
-          <w:t>40</w:t>
+          <w:t>29</w:t>
         </w:r>
         <w:r>
           <w:rPr>
@@ -9757,7 +9757,7 @@
             <w:webHidden/>
             <w:lang w:val="vi-VN"/>
           </w:rPr>
-          <w:t>42</w:t>
+          <w:t>31</w:t>
         </w:r>
         <w:r>
           <w:rPr>
@@ -9836,7 +9836,7 @@
             <w:webHidden/>
             <w:lang w:val="vi-VN"/>
           </w:rPr>
-          <w:t>45</w:t>
+          <w:t>34</w:t>
         </w:r>
         <w:r>
           <w:rPr>
@@ -9915,7 +9915,7 @@
             <w:webHidden/>
             <w:lang w:val="vi-VN"/>
           </w:rPr>
-          <w:t>46</w:t>
+          <w:t>35</w:t>
         </w:r>
         <w:r>
           <w:rPr>
@@ -9994,7 +9994,7 @@
             <w:webHidden/>
             <w:lang w:val="vi-VN"/>
           </w:rPr>
-          <w:t>47</w:t>
+          <w:t>36</w:t>
         </w:r>
         <w:r>
           <w:rPr>
@@ -10073,7 +10073,7 @@
             <w:webHidden/>
             <w:lang w:val="vi-VN"/>
           </w:rPr>
-          <w:t>48</w:t>
+          <w:t>37</w:t>
         </w:r>
         <w:r>
           <w:rPr>
@@ -10144,7 +10144,7 @@
             <w:webHidden/>
             <w:lang w:val="vi-VN"/>
           </w:rPr>
-          <w:t>49</w:t>
+          <w:t>38</w:t>
         </w:r>
         <w:r>
           <w:rPr>
@@ -12073,6 +12073,9 @@
       </w:pPr>
       <w:bookmarkStart w:id="23" w:name="_Toc225019593"/>
       <w:r>
+        <w:rPr>
+          <w:lang w:val="vi-VN"/>
+        </w:rPr>
         <w:br w:type="page"/>
       </w:r>
     </w:p>
@@ -16901,6 +16904,9 @@
         <w:jc w:val="center"/>
       </w:pPr>
       <w:r>
+        <w:rPr>
+          <w:noProof/>
+        </w:rPr>
         <w:drawing>
           <wp:inline distT="0" distB="0" distL="0" distR="0" wp14:anchorId="123AE08A" wp14:editId="030F6305">
             <wp:extent cx="5187182" cy="4403558"/>
@@ -17035,6 +17041,9 @@
         <w:jc w:val="center"/>
       </w:pPr>
       <w:r>
+        <w:rPr>
+          <w:noProof/>
+        </w:rPr>
         <w:drawing>
           <wp:inline distT="0" distB="0" distL="0" distR="0" wp14:anchorId="754484B7" wp14:editId="57DAADBE">
             <wp:extent cx="5611495" cy="1564106"/>
@@ -20811,9 +20820,9 @@
           <w:lang w:val="vi-VN"/>
         </w:rPr>
       </w:pPr>
-      <w:bookmarkStart w:id="146" w:name="_Toc17895"/>
-      <w:bookmarkStart w:id="147" w:name="_Toc224895458"/>
-      <w:bookmarkStart w:id="148" w:name="_Toc225019630"/>
+      <w:bookmarkStart w:id="146" w:name="_Toc225019630"/>
+      <w:bookmarkStart w:id="147" w:name="_Toc17895"/>
+      <w:bookmarkStart w:id="148" w:name="_Toc224895458"/>
       <w:r>
         <w:rPr>
           <w:rStyle w:val="citation-926"/>
@@ -20828,7 +20837,7 @@
         </w:rPr>
         <w:t>HIỆN THỰC HÓA HỆ THỐNG VÀ ĐÁNH GIÁ GIAO DIỆN</w:t>
       </w:r>
-      <w:bookmarkEnd w:id="148"/>
+      <w:bookmarkEnd w:id="146"/>
     </w:p>
     <w:p>
       <w:pPr>
@@ -22155,8 +22164,8 @@
         </w:rPr>
       </w:pPr>
       <w:bookmarkStart w:id="166" w:name="_Toc225019641"/>
-      <w:bookmarkEnd w:id="146"/>
       <w:bookmarkEnd w:id="147"/>
+      <w:bookmarkEnd w:id="148"/>
       <w:r>
         <w:rPr>
           <w:rFonts w:cs="Times New Roman"/>
@@ -22878,29 +22887,7 @@
           <w:sz w:val="26"/>
           <w:szCs w:val="26"/>
         </w:rPr>
-        <w:t xml:space="preserve">Uvicorn: The </w:t>
-      </w:r>
-      <w:proofErr w:type="gramStart"/>
-      <w:r>
-        <w:rPr>
-          <w:rFonts w:eastAsia="SimSun"/>
-          <w:i/>
-          <w:iCs/>
-          <w:sz w:val="26"/>
-          <w:szCs w:val="26"/>
-        </w:rPr>
-        <w:t>lightning-fast</w:t>
-      </w:r>
-      <w:proofErr w:type="gramEnd"/>
-      <w:r>
-        <w:rPr>
-          <w:rFonts w:eastAsia="SimSun"/>
-          <w:i/>
-          <w:iCs/>
-          <w:sz w:val="26"/>
-          <w:szCs w:val="26"/>
-        </w:rPr>
-        <w:t xml:space="preserve"> ASGI server</w:t>
+        <w:t>Uvicorn: The lightning-fast ASGI server</w:t>
       </w:r>
       <w:r>
         <w:rPr>
@@ -22954,29 +22941,7 @@
           <w:sz w:val="26"/>
           <w:szCs w:val="26"/>
         </w:rPr>
-        <w:t xml:space="preserve">Plotly Python </w:t>
-      </w:r>
-      <w:proofErr w:type="gramStart"/>
-      <w:r>
-        <w:rPr>
-          <w:rFonts w:eastAsia="SimSun"/>
-          <w:i/>
-          <w:iCs/>
-          <w:sz w:val="26"/>
-          <w:szCs w:val="26"/>
-        </w:rPr>
-        <w:t>Open Source</w:t>
-      </w:r>
-      <w:proofErr w:type="gramEnd"/>
-      <w:r>
-        <w:rPr>
-          <w:rFonts w:eastAsia="SimSun"/>
-          <w:i/>
-          <w:iCs/>
-          <w:sz w:val="26"/>
-          <w:szCs w:val="26"/>
-        </w:rPr>
-        <w:t xml:space="preserve"> Graphing Library</w:t>
+        <w:t>Plotly Python Open Source Graphing Library</w:t>
       </w:r>
       <w:r>
         <w:rPr>
@@ -23281,6 +23246,7 @@
         <w:docPartUnique/>
       </w:docPartObj>
     </w:sdtPr>
+    <w:sdtEndPr/>
     <w:sdtContent>
       <w:p>
         <w:pPr>
@@ -23326,6 +23292,7 @@
         <w:docPartUnique/>
       </w:docPartObj>
     </w:sdtPr>
+    <w:sdtEndPr/>
     <w:sdtContent>
       <w:p>
         <w:pPr>
